--- a/gestao3d_documentacao_v312.docx
+++ b/gestao3d_documentacao_v312.docx
@@ -18577,7 +18577,7 @@
           <w:sz w:val="26"/>
           <w:szCs w:val="26"/>
         </w:rPr>
-        <w:t xml:space="preserve">12.1 Em andamento</w:t>
+        <w:t xml:space="preserve">12.1 Já implementado (atualização)</w:t>
       </w:r>
     </w:p>
     <w:p>
@@ -18595,7 +18595,43 @@
           <w:sz w:val="22"/>
           <w:szCs w:val="22"/>
         </w:rPr>
-        <w:t xml:space="preserve">Gráficos avançados no Dashboard — faturamento por mês, por canal, por produto (#41)</w:t>
+        <w:t xml:space="preserve">Gráficos avançados no Dashboard — BarChart e LineChart com recharts (faturamento mensal, atividade, break-even)</w:t>
+      </w:r>
+    </w:p>
+    <w:p>
+      <w:pPr>
+        <w:pStyle w:val="ListParagraph"/>
+        <w:numPr>
+          <w:ilvl w:val="0"/>
+          <w:numId w:val="2"/>
+        </w:numPr>
+        <w:spacing w:after="80"/>
+      </w:pPr>
+      <w:r>
+        <w:rPr>
+          <w:rFonts w:ascii="Arial" w:cs="Arial" w:eastAsia="Arial" w:hAnsi="Arial"/>
+          <w:sz w:val="22"/>
+          <w:szCs w:val="22"/>
+        </w:rPr>
+        <w:t xml:space="preserve">Exportação Excel (.xlsx) — src/utils/exportExcel.ts com relatório de peças e histórico</w:t>
+      </w:r>
+    </w:p>
+    <w:p>
+      <w:pPr>
+        <w:pStyle w:val="ListParagraph"/>
+        <w:numPr>
+          <w:ilvl w:val="0"/>
+          <w:numId w:val="2"/>
+        </w:numPr>
+        <w:spacing w:after="80"/>
+      </w:pPr>
+      <w:r>
+        <w:rPr>
+          <w:rFonts w:ascii="Arial" w:cs="Arial" w:eastAsia="Arial" w:hAnsi="Arial"/>
+          <w:sz w:val="22"/>
+          <w:szCs w:val="22"/>
+        </w:rPr>
+        <w:t xml:space="preserve">Etiquetas + QR Code — EtiquetasModal.tsx com 3 templates imprimíveis via biblioteca qrcode</w:t>
       </w:r>
     </w:p>
     <w:p>
@@ -18635,43 +18671,7 @@
           <w:sz w:val="22"/>
           <w:szCs w:val="22"/>
         </w:rPr>
-        <w:t xml:space="preserve">Exportação Excel (.xlsx) avançada com formatação e múltiplas abas (#42)</w:t>
-      </w:r>
-    </w:p>
-    <w:p>
-      <w:pPr>
-        <w:pStyle w:val="ListParagraph"/>
-        <w:numPr>
-          <w:ilvl w:val="0"/>
-          <w:numId w:val="2"/>
-        </w:numPr>
-        <w:spacing w:after="80"/>
-      </w:pPr>
-      <w:r>
-        <w:rPr>
-          <w:rFonts w:ascii="Arial" w:cs="Arial" w:eastAsia="Arial" w:hAnsi="Arial"/>
-          <w:sz w:val="22"/>
-          <w:szCs w:val="22"/>
-        </w:rPr>
-        <w:t xml:space="preserve">Etiquetas + QR Code para produtos — templates imprimíveis (#43)</w:t>
-      </w:r>
-    </w:p>
-    <w:p>
-      <w:pPr>
-        <w:pStyle w:val="ListParagraph"/>
-        <w:numPr>
-          <w:ilvl w:val="0"/>
-          <w:numId w:val="2"/>
-        </w:numPr>
-        <w:spacing w:after="80"/>
-      </w:pPr>
-      <w:r>
-        <w:rPr>
-          <w:rFonts w:ascii="Arial" w:cs="Arial" w:eastAsia="Arial" w:hAnsi="Arial"/>
-          <w:sz w:val="22"/>
-          <w:szCs w:val="22"/>
-        </w:rPr>
-        <w:t xml:space="preserve">Envio de convites por email (Supabase Edge Function + magic link)</w:t>
+        <w:t xml:space="preserve">Envio de convites por email (Supabase Edge Function + magic link) — inviteMember() ainda é placeholder</w:t>
       </w:r>
     </w:p>
     <w:p>
